--- a/Documentación/Borradores/Proyecto.docx
+++ b/Documentación/Borradores/Proyecto.docx
@@ -97,13 +97,7 @@
         <w:pStyle w:val="NormalWeb"/>
       </w:pPr>
       <w:r>
-        <w:t>En foros y canales internos anónimos</w:t>
-      </w:r>
-      <w:r>
-        <w:t xml:space="preserve"> (los cuales escasean)</w:t>
-      </w:r>
-      <w:r>
-        <w:t>, estudiantes manifiestan signos de malestar psicológico que no siempre llegan a consulta profesional. La detección temprana por lectura manual es inviable por volumen y latencia; por eso se propone un sistema que analice texto (NLP) y alerte al equipo de psicología cuando haya indicios de riesgo elevado.</w:t>
+        <w:t>En foros y canales internos anónimos (los cuales escasean), estudiantes manifiestan signos de malestar psicológico que no siempre llegan a consulta profesional. La detección temprana por lectura manual es inviable por volumen y latencia; por eso se propone un sistema que analice texto (NLP) y alerte al equipo de psicología cuando haya indicios de riesgo elevado.</w:t>
       </w:r>
     </w:p>
     <w:p>
@@ -211,6 +205,31 @@
     </w:p>
     <w:p>
       <w:pPr>
+        <w:rPr>
+          <w:rFonts w:ascii="Times New Roman" w:hAnsi="Times New Roman" w:cs="Times New Roman"/>
+          <w:sz w:val="24"/>
+          <w:szCs w:val="24"/>
+        </w:rPr>
+      </w:pPr>
+      <w:r>
+        <w:rPr>
+          <w:rFonts w:ascii="Times New Roman" w:hAnsi="Times New Roman" w:cs="Times New Roman"/>
+          <w:sz w:val="24"/>
+          <w:szCs w:val="24"/>
+        </w:rPr>
+        <w:t>Los estudiantes a menudo minimizan sus síntomas cuando hablan con un profesional en persona por miedo al juicio. El análisis de texto en un entorno "anónimo" permite capturar sentimientos más genuinos.</w:t>
+      </w:r>
+      <w:r>
+        <w:rPr>
+          <w:rFonts w:ascii="Times New Roman" w:hAnsi="Times New Roman" w:cs="Times New Roman"/>
+          <w:sz w:val="24"/>
+          <w:szCs w:val="24"/>
+        </w:rPr>
+        <w:t xml:space="preserve"> Además</w:t>
+      </w:r>
+    </w:p>
+    <w:p>
+      <w:pPr>
         <w:numPr>
           <w:ilvl w:val="0"/>
           <w:numId w:val="1"/>
@@ -281,7 +300,77 @@
         <w:t>Respetar anonimato y privacidad mientras se brinda una vía de contacto confidencial.</w:t>
       </w:r>
     </w:p>
-    <w:p/>
+    <w:p>
+      <w:pPr>
+        <w:spacing w:before="100" w:beforeAutospacing="1" w:after="100" w:afterAutospacing="1" w:line="240" w:lineRule="auto"/>
+        <w:rPr>
+          <w:rFonts w:ascii="Times New Roman" w:eastAsia="Times New Roman" w:hAnsi="Times New Roman" w:cs="Times New Roman"/>
+          <w:sz w:val="24"/>
+          <w:szCs w:val="24"/>
+          <w:lang w:eastAsia="es-419"/>
+        </w:rPr>
+      </w:pPr>
+    </w:p>
+    <w:p>
+      <w:pPr>
+        <w:spacing w:before="100" w:beforeAutospacing="1" w:after="100" w:afterAutospacing="1" w:line="240" w:lineRule="auto"/>
+        <w:rPr>
+          <w:rFonts w:ascii="Times New Roman" w:eastAsia="Times New Roman" w:hAnsi="Times New Roman" w:cs="Times New Roman"/>
+          <w:sz w:val="24"/>
+          <w:szCs w:val="24"/>
+          <w:lang w:eastAsia="es-419"/>
+        </w:rPr>
+      </w:pPr>
+      <w:r>
+        <w:rPr>
+          <w:rFonts w:ascii="Times New Roman" w:eastAsia="Times New Roman" w:hAnsi="Times New Roman" w:cs="Times New Roman"/>
+          <w:sz w:val="24"/>
+          <w:szCs w:val="24"/>
+          <w:lang w:eastAsia="es-419"/>
+        </w:rPr>
+        <w:t xml:space="preserve">Se propone </w:t>
+      </w:r>
+      <w:proofErr w:type="spellStart"/>
+      <w:r>
+        <w:rPr>
+          <w:rFonts w:ascii="Times New Roman" w:eastAsia="Times New Roman" w:hAnsi="Times New Roman" w:cs="Times New Roman"/>
+          <w:sz w:val="24"/>
+          <w:szCs w:val="24"/>
+          <w:lang w:eastAsia="es-419"/>
+        </w:rPr>
+        <w:t>MindBridge</w:t>
+      </w:r>
+      <w:proofErr w:type="spellEnd"/>
+      <w:r>
+        <w:rPr>
+          <w:rFonts w:ascii="Times New Roman" w:eastAsia="Times New Roman" w:hAnsi="Times New Roman" w:cs="Times New Roman"/>
+          <w:sz w:val="24"/>
+          <w:szCs w:val="24"/>
+          <w:lang w:eastAsia="es-419"/>
+        </w:rPr>
+        <w:t xml:space="preserve"> como un mecanismo de </w:t>
+      </w:r>
+      <w:proofErr w:type="spellStart"/>
+      <w:r>
+        <w:rPr>
+          <w:rFonts w:ascii="Times New Roman" w:eastAsia="Times New Roman" w:hAnsi="Times New Roman" w:cs="Times New Roman"/>
+          <w:sz w:val="24"/>
+          <w:szCs w:val="24"/>
+          <w:lang w:eastAsia="es-419"/>
+        </w:rPr>
+        <w:t>triaje</w:t>
+      </w:r>
+      <w:proofErr w:type="spellEnd"/>
+      <w:r>
+        <w:rPr>
+          <w:rFonts w:ascii="Times New Roman" w:eastAsia="Times New Roman" w:hAnsi="Times New Roman" w:cs="Times New Roman"/>
+          <w:sz w:val="24"/>
+          <w:szCs w:val="24"/>
+          <w:lang w:eastAsia="es-419"/>
+        </w:rPr>
+        <w:t xml:space="preserve"> proactivo que actúa como un puente entre el entorno informal (foros) y el servicio clínico, permitiendo que la ayuda llegue al estudiante antes de que la crisis escale.</w:t>
+      </w:r>
+    </w:p>
     <w:p>
       <w:r>
         <w:br w:type="page"/>
@@ -980,25 +1069,7 @@
           <w:szCs w:val="24"/>
           <w:lang w:eastAsia="es-419"/>
         </w:rPr>
-        <w:t xml:space="preserve">¿Has sentido alguna vez la necesidad de ir a </w:t>
-      </w:r>
-      <w:r>
-        <w:rPr>
-          <w:rFonts w:ascii="Times New Roman" w:eastAsia="Times New Roman" w:hAnsi="Times New Roman" w:cs="Times New Roman"/>
-          <w:sz w:val="24"/>
-          <w:szCs w:val="24"/>
-          <w:lang w:eastAsia="es-419"/>
-        </w:rPr>
-        <w:t>psicología,</w:t>
-      </w:r>
-      <w:r>
-        <w:rPr>
-          <w:rFonts w:ascii="Times New Roman" w:eastAsia="Times New Roman" w:hAnsi="Times New Roman" w:cs="Times New Roman"/>
-          <w:sz w:val="24"/>
-          <w:szCs w:val="24"/>
-          <w:lang w:eastAsia="es-419"/>
-        </w:rPr>
-        <w:t xml:space="preserve"> pero no lo hiciste? ¿Por qué (tiempo, estigma, miedo al registro institucional, otros)?</w:t>
+        <w:t>¿Has sentido alguna vez la necesidad de ir a psicología, pero no lo hiciste? ¿Por qué (tiempo, estigma, miedo al registro institucional, otros)?</w:t>
       </w:r>
     </w:p>
     <w:p>
@@ -1402,6 +1473,32 @@
           <w:szCs w:val="24"/>
         </w:rPr>
         <w:t>Revisión humana obligatoria: todo caso crítico pasa por revisión clínica antes de acción externa (primer contacto).</w:t>
+      </w:r>
+      <w:r>
+        <w:rPr>
+          <w:rFonts w:ascii="Times New Roman" w:hAnsi="Times New Roman" w:cs="Times New Roman"/>
+          <w:sz w:val="24"/>
+          <w:szCs w:val="24"/>
+        </w:rPr>
+        <w:t xml:space="preserve"> Esto no es un </w:t>
+      </w:r>
+      <w:proofErr w:type="spellStart"/>
+      <w:r>
+        <w:rPr>
+          <w:rFonts w:ascii="Times New Roman" w:hAnsi="Times New Roman" w:cs="Times New Roman"/>
+          <w:sz w:val="24"/>
+          <w:szCs w:val="24"/>
+        </w:rPr>
+        <w:t>diagnosticador</w:t>
+      </w:r>
+      <w:proofErr w:type="spellEnd"/>
+      <w:r>
+        <w:rPr>
+          <w:rFonts w:ascii="Times New Roman" w:hAnsi="Times New Roman" w:cs="Times New Roman"/>
+          <w:sz w:val="24"/>
+          <w:szCs w:val="24"/>
+        </w:rPr>
+        <w:t>.</w:t>
       </w:r>
     </w:p>
     <w:p>
